--- a/CAN_denitrification_manuscript.docx
+++ b/CAN_denitrification_manuscript.docx
@@ -1397,10 +1397,9 @@
         <w:rPr>
           <w:i/>
         </w:rPr>
-        <w:t>Ca.</w:t>
-      </w:r>
-      <w:r>
-        <w:t xml:space="preserve"> Competibacter.51), with a partial </w:t>
+      </w:r>
+      <w:r>
+        <w:t xml:space="preserve">Competibacter.3_m), with a partial </w:t>
       </w:r>
       <w:r>
         <w:rPr>
@@ -1415,10 +1414,9 @@
         <w:rPr>
           <w:i/>
         </w:rPr>
-        <w:t>Ca.</w:t>
-      </w:r>
-      <w:r>
-        <w:t xml:space="preserve"> Competibacter.139). Periplasmic nitrate reduction (</w:t>
+      </w:r>
+      <w:r>
+        <w:t>Competibacter.2_m). Periplasmic nitrate reduction (</w:t>
       </w:r>
       <w:r>
         <w:rPr>
@@ -1843,10 +1841,9 @@
         <w:rPr>
           <w:i/>
         </w:rPr>
-        <w:t>Ca.</w:t>
-      </w:r>
-      <w:r>
-        <w:t xml:space="preserve"> Competibacter.51). The later time points (CAN_4–CAN_5) thus showed declining </w:t>
+      </w:r>
+      <w:r>
+        <w:t xml:space="preserve">Competibacter.3_m). The later time points (CAN_4–CAN_5) thus showed declining </w:t>
       </w:r>
       <w:r>
         <w:rPr>

--- a/CAN_denitrification_manuscript.docx
+++ b/CAN_denitrification_manuscript.docx
@@ -1397,9 +1397,10 @@
         <w:rPr>
           <w:i/>
         </w:rPr>
-      </w:r>
-      <w:r>
-        <w:t xml:space="preserve">Competibacter.3_m), with a partial </w:t>
+        <w:t>Ca.</w:t>
+      </w:r>
+      <w:r>
+        <w:t xml:space="preserve"> Competibacter.51), with a partial </w:t>
       </w:r>
       <w:r>
         <w:rPr>
@@ -1414,9 +1415,10 @@
         <w:rPr>
           <w:i/>
         </w:rPr>
-      </w:r>
-      <w:r>
-        <w:t>Competibacter.2_m). Periplasmic nitrate reduction (</w:t>
+        <w:t>Ca.</w:t>
+      </w:r>
+      <w:r>
+        <w:t xml:space="preserve"> Competibacter.139). Periplasmic nitrate reduction (</w:t>
       </w:r>
       <w:r>
         <w:rPr>
@@ -1841,9 +1843,10 @@
         <w:rPr>
           <w:i/>
         </w:rPr>
-      </w:r>
-      <w:r>
-        <w:t xml:space="preserve">Competibacter.3_m). The later time points (CAN_4–CAN_5) thus showed declining </w:t>
+        <w:t>Ca.</w:t>
+      </w:r>
+      <w:r>
+        <w:t xml:space="preserve"> Competibacter.51). The later time points (CAN_4–CAN_5) thus showed declining </w:t>
       </w:r>
       <w:r>
         <w:rPr>
